--- a/05-content/articles/proverka-buhgalterii/st1-REDAKTURA-chistovik.docx
+++ b/05-content/articles/proverka-buhgalterii/st1-REDAKTURA-chistovik.docx
@@ -128,7 +128,7 @@
         </w:rPr>
         <w:t xml:space="preserve">Дорабатываем статью: </w:t>
       </w:r>
-      <w:hyperlink w:history="1" r:id="rIddmcvkppa2qu9evpmjpcby">
+      <w:hyperlink w:history="1" r:id="rIdvhqa7p4q-abkbfhrjsdvv">
         <w:r>
           <w:rPr>
             <w:rFonts w:ascii="Arial" w:cs="Arial" w:eastAsia="Arial" w:hAnsi="Arial"/>
@@ -337,7 +337,7 @@
         </w:rPr>
         <w:t xml:space="preserve">Источник: </w:t>
       </w:r>
-      <w:hyperlink w:history="1" r:id="rIdgk8pf9tckumg95lgnmwu1">
+      <w:hyperlink w:history="1" r:id="rIdmfcki9nrihx9dbf8puwtw">
         <w:r>
           <w:rPr>
             <w:rFonts w:ascii="Arial" w:cs="Arial" w:eastAsia="Arial" w:hAnsi="Arial"/>
@@ -362,7 +362,7 @@
         </w:rPr>
         <w:t xml:space="preserve">; </w:t>
       </w:r>
-      <w:hyperlink w:history="1" r:id="rIdumomqltvdvqku5dpqiflr">
+      <w:hyperlink w:history="1" r:id="rIdboukbdm7ieqtvi87vv-lz">
         <w:r>
           <w:rPr>
             <w:rFonts w:ascii="Arial" w:cs="Arial" w:eastAsia="Arial" w:hAnsi="Arial"/>
@@ -710,7 +710,7 @@
         </w:rPr>
         <w:t xml:space="preserve">Источник: </w:t>
       </w:r>
-      <w:hyperlink w:history="1" r:id="rIdq74p95sow8sjjeh3ph8qd">
+      <w:hyperlink w:history="1" r:id="rIdbceljp3ultlgt1m5okzjq">
         <w:r>
           <w:rPr>
             <w:rFonts w:ascii="Arial" w:cs="Arial" w:eastAsia="Arial" w:hAnsi="Arial"/>
@@ -735,7 +735,7 @@
         </w:rPr>
         <w:t xml:space="preserve">; </w:t>
       </w:r>
-      <w:hyperlink w:history="1" r:id="rIdkzdnsf-feg4opjhqgetwu">
+      <w:hyperlink w:history="1" r:id="rIdaqj3ncj5qglvibiozkjdw">
         <w:r>
           <w:rPr>
             <w:rFonts w:ascii="Arial" w:cs="Arial" w:eastAsia="Arial" w:hAnsi="Arial"/>
@@ -904,7 +904,7 @@
         </w:rPr>
         <w:t xml:space="preserve">Источник: </w:t>
       </w:r>
-      <w:hyperlink w:history="1" r:id="rId-absl06edbfxe_svqu-4a">
+      <w:hyperlink w:history="1" r:id="rIdrvyoboegzx5zdlq2f5ic-">
         <w:r>
           <w:rPr>
             <w:rFonts w:ascii="Arial" w:cs="Arial" w:eastAsia="Arial" w:hAnsi="Arial"/>
@@ -1025,7 +1025,7 @@
         </w:rPr>
         <w:t xml:space="preserve">Источник: </w:t>
       </w:r>
-      <w:hyperlink w:history="1" r:id="rIdzfuhtskoww7-hkbtnlg0q">
+      <w:hyperlink w:history="1" r:id="rIdnvgqywrj6log5tarfdecs">
         <w:r>
           <w:rPr>
             <w:rFonts w:ascii="Arial" w:cs="Arial" w:eastAsia="Arial" w:hAnsi="Arial"/>
@@ -1207,7 +1207,7 @@
           <w:sz w:val="22"/>
           <w:szCs w:val="22"/>
         </w:rPr>
-        <w:t xml:space="preserve">Руководитель видит только внешние признаки: приходят требования, отчётность сдана с опозданием, налоги кажутся большими. В чём именно причина, показывает проверка.</w:t>
+        <w:t xml:space="preserve">Здесь важно разделить два разных действия: первичную оценку, которую руководитель может сделать сам, и профессиональную проверку. Первая отвечает на вопрос, есть ли повод беспокоиться; вторая — в чём именно причина.</w:t>
       </w:r>
     </w:p>
     <w:p>
@@ -1218,14 +1218,56 @@
       <w:r>
         <w:rPr>
           <w:rFonts w:ascii="Times New Roman" w:cs="Times New Roman" w:eastAsia="Times New Roman" w:hAnsi="Times New Roman"/>
-          <w:b w:val="false"/>
-          <w:bCs w:val="false"/>
-          <w:i w:val="false"/>
-          <w:iCs w:val="false"/>
-          <w:sz w:val="22"/>
-          <w:szCs w:val="22"/>
-        </w:rPr>
-        <w:t xml:space="preserve">Как провести проверку бухгалтерии полноценно — значит посмотреть:</w:t>
+          <w:b/>
+          <w:bCs/>
+          <w:i w:val="false"/>
+          <w:iCs w:val="false"/>
+          <w:sz w:val="22"/>
+          <w:szCs w:val="22"/>
+        </w:rPr>
+        <w:t xml:space="preserve">Первичная оценка — что видно руководителю без бухгалтера.</w:t>
+      </w:r>
+      <w:r>
+        <w:rPr>
+          <w:rFonts w:ascii="Times New Roman" w:cs="Times New Roman" w:eastAsia="Times New Roman" w:hAnsi="Times New Roman"/>
+          <w:b w:val="false"/>
+          <w:bCs w:val="false"/>
+          <w:i w:val="false"/>
+          <w:iCs w:val="false"/>
+          <w:sz w:val="22"/>
+          <w:szCs w:val="22"/>
+        </w:rPr>
+        <w:t xml:space="preserve"> Приходят ли из налоговой требования и как часто; сдаётся ли отчётность в срок; есть ли задолженность на едином налоговом счёте; закрыт ли прошлый год. Это внешние признаки: они показывают, что повод для проверки есть, но не говорят, в чём причина.</w:t>
+      </w:r>
+    </w:p>
+    <w:p>
+      <w:pPr>
+        <w:shd w:fill="D9EAD3" w:color="auto" w:val="clear"/>
+        <w:spacing w:after="140" w:line="300"/>
+      </w:pPr>
+      <w:r>
+        <w:rPr>
+          <w:rFonts w:ascii="Times New Roman" w:cs="Times New Roman" w:eastAsia="Times New Roman" w:hAnsi="Times New Roman"/>
+          <w:b/>
+          <w:bCs/>
+          <w:i w:val="false"/>
+          <w:iCs w:val="false"/>
+          <w:sz w:val="22"/>
+          <w:szCs w:val="22"/>
+        </w:rPr>
+        <w:t xml:space="preserve">Профессиональная проверка</w:t>
+      </w:r>
+      <w:r>
+        <w:rPr>
+          <w:rFonts w:ascii="Times New Roman" w:cs="Times New Roman" w:eastAsia="Times New Roman" w:hAnsi="Times New Roman"/>
+          <w:b w:val="false"/>
+          <w:bCs w:val="false"/>
+          <w:i w:val="false"/>
+          <w:iCs w:val="false"/>
+          <w:sz w:val="22"/>
+          <w:szCs w:val="22"/>
+        </w:rPr>
+        <w:t xml:space="preserve"> отвечает на второй вопрос. Как провести проверку бухгалтерии полноценно — значит посмотреть:</w:t>
       </w:r>
     </w:p>
     <w:p>
@@ -2906,7 +2948,7 @@
         </w:rPr>
         <w:t xml:space="preserve">Источник: </w:t>
       </w:r>
-      <w:hyperlink w:history="1" r:id="rIdigu9gixy4svci83tep7_-">
+      <w:hyperlink w:history="1" r:id="rIdjyfzx8vv0v7n_c5jgtqp1">
         <w:r>
           <w:rPr>
             <w:rFonts w:ascii="Arial" w:cs="Arial" w:eastAsia="Arial" w:hAnsi="Arial"/>
@@ -3268,7 +3310,7 @@
         <w:shd w:fill="D9EAD3" w:color="auto" w:val="clear"/>
         <w:spacing w:after="80" w:line="300"/>
       </w:pPr>
-      <w:hyperlink w:history="1" r:id="rId3jd7emcjhil5muyyn1zd6">
+      <w:hyperlink w:history="1" r:id="rIdmr75q1_8zt0ieeiemrdsh">
         <w:r>
           <w:rPr>
             <w:rFonts w:ascii="Times New Roman" w:cs="Times New Roman" w:eastAsia="Times New Roman" w:hAnsi="Times New Roman"/>
@@ -3303,7 +3345,7 @@
         <w:shd w:fill="D9EAD3" w:color="auto" w:val="clear"/>
         <w:spacing w:after="80" w:line="300"/>
       </w:pPr>
-      <w:hyperlink w:history="1" r:id="rIdoemjx0mbqidpvfip9xruy">
+      <w:hyperlink w:history="1" r:id="rIdw2ldbcrwkkgzvyce6paxc">
         <w:r>
           <w:rPr>
             <w:rFonts w:ascii="Times New Roman" w:cs="Times New Roman" w:eastAsia="Times New Roman" w:hAnsi="Times New Roman"/>
@@ -3338,7 +3380,7 @@
         <w:shd w:fill="D9EAD3" w:color="auto" w:val="clear"/>
         <w:spacing w:after="80" w:line="300"/>
       </w:pPr>
-      <w:hyperlink w:history="1" r:id="rId-el9zc-u-cvtgx73o2cxh">
+      <w:hyperlink w:history="1" r:id="rIdoztojkg9fdu9n5f-mngdk">
         <w:r>
           <w:rPr>
             <w:rFonts w:ascii="Times New Roman" w:cs="Times New Roman" w:eastAsia="Times New Roman" w:hAnsi="Times New Roman"/>
@@ -3497,7 +3539,7 @@
             <w:pPr>
               <w:spacing w:after="40"/>
             </w:pPr>
-            <w:hyperlink w:history="1" r:id="rId-pwjieqw5a_2bhdq7ydyh">
+            <w:hyperlink w:history="1" r:id="rIdnsowjzp23v14ko2sda3nd">
               <w:r>
                 <w:rPr>
                   <w:rFonts w:ascii="Times New Roman" w:cs="Times New Roman" w:eastAsia="Times New Roman" w:hAnsi="Times New Roman"/>
@@ -3548,7 +3590,7 @@
             <w:pPr>
               <w:spacing w:after="40"/>
             </w:pPr>
-            <w:hyperlink w:history="1" r:id="rIdbvgbybsfqu0xl0m8ifbkk">
+            <w:hyperlink w:history="1" r:id="rIdmpsklrnzlxedkxbp-jdjp">
               <w:r>
                 <w:rPr>
                   <w:rFonts w:ascii="Times New Roman" w:cs="Times New Roman" w:eastAsia="Times New Roman" w:hAnsi="Times New Roman"/>
@@ -3599,7 +3641,7 @@
             <w:pPr>
               <w:spacing w:after="40"/>
             </w:pPr>
-            <w:hyperlink w:history="1" r:id="rIdlo4npq12_pznbeovvj2wm">
+            <w:hyperlink w:history="1" r:id="rIdgbp1ramlegh6kdp0qs6ss">
               <w:r>
                 <w:rPr>
                   <w:rFonts w:ascii="Times New Roman" w:cs="Times New Roman" w:eastAsia="Times New Roman" w:hAnsi="Times New Roman"/>
@@ -3898,7 +3940,7 @@
           <w:sz w:val="26"/>
           <w:szCs w:val="26"/>
         </w:rPr>
-        <w:t xml:space="preserve">Что осталось решить</w:t>
+        <w:t xml:space="preserve">Решение по расхождению</w:t>
       </w:r>
     </w:p>
     <w:p>
@@ -3945,7 +3987,7 @@
           <w:sz w:val="22"/>
           <w:szCs w:val="22"/>
         </w:rPr>
-        <w:t xml:space="preserve"> Пункт 2 ТЗ требовал показать разницу между первичной оценкой руководителем и профессиональной проверкой. Редактор перечень самостоятельной проверки сняла: руководитель этого сам не сделает. Я оставил одну фразу о том, что руководитель видит внешние признаки, а причину показывает проверка, и убрал перечень. Если нужно выполнить пункт ТЗ полностью — верну в другом виде, но тогда это стоит согласовать с автором ТЗ.</w:t>
+        <w:t xml:space="preserve"> Редактор предложила снять перечень самостоятельной проверки: руководитель этого сам не сделает. Заказчик 28.10.2026 решил перечень вернуть — пункт 2 ТЗ требует показать разницу между первичной оценкой и профессиональной проверкой. Перечень возвращён и переформулирован: сокращён до того, что руководитель действительно видит без бухгалтера, и прямо названо, что это внешние признаки, а не проверка.</w:t>
       </w:r>
     </w:p>
     <w:p>

--- a/05-content/articles/proverka-buhgalterii/st1-REDAKTURA-chistovik.docx
+++ b/05-content/articles/proverka-buhgalterii/st1-REDAKTURA-chistovik.docx
@@ -128,7 +128,7 @@
         </w:rPr>
         <w:t xml:space="preserve">Дорабатываем статью: </w:t>
       </w:r>
-      <w:hyperlink w:history="1" r:id="rIdvhqa7p4q-abkbfhrjsdvv">
+      <w:hyperlink w:history="1" r:id="rIdw8c9carspjjj5fz1dihql">
         <w:r>
           <w:rPr>
             <w:rFonts w:ascii="Arial" w:cs="Arial" w:eastAsia="Arial" w:hAnsi="Arial"/>
@@ -337,7 +337,7 @@
         </w:rPr>
         <w:t xml:space="preserve">Источник: </w:t>
       </w:r>
-      <w:hyperlink w:history="1" r:id="rIdmfcki9nrihx9dbf8puwtw">
+      <w:hyperlink w:history="1" r:id="rIdzy3wmmsi4oni2w-prlorq">
         <w:r>
           <w:rPr>
             <w:rFonts w:ascii="Arial" w:cs="Arial" w:eastAsia="Arial" w:hAnsi="Arial"/>
@@ -362,7 +362,7 @@
         </w:rPr>
         <w:t xml:space="preserve">; </w:t>
       </w:r>
-      <w:hyperlink w:history="1" r:id="rIdboukbdm7ieqtvi87vv-lz">
+      <w:hyperlink w:history="1" r:id="rIddjichqnuvij8fjxvgyh_b">
         <w:r>
           <w:rPr>
             <w:rFonts w:ascii="Arial" w:cs="Arial" w:eastAsia="Arial" w:hAnsi="Arial"/>
@@ -710,7 +710,7 @@
         </w:rPr>
         <w:t xml:space="preserve">Источник: </w:t>
       </w:r>
-      <w:hyperlink w:history="1" r:id="rIdbceljp3ultlgt1m5okzjq">
+      <w:hyperlink w:history="1" r:id="rIdag6huj5hwq2-b0swjuvob">
         <w:r>
           <w:rPr>
             <w:rFonts w:ascii="Arial" w:cs="Arial" w:eastAsia="Arial" w:hAnsi="Arial"/>
@@ -735,7 +735,7 @@
         </w:rPr>
         <w:t xml:space="preserve">; </w:t>
       </w:r>
-      <w:hyperlink w:history="1" r:id="rIdaqj3ncj5qglvibiozkjdw">
+      <w:hyperlink w:history="1" r:id="rIdluw1ecabmtyd5sihmsp6r">
         <w:r>
           <w:rPr>
             <w:rFonts w:ascii="Arial" w:cs="Arial" w:eastAsia="Arial" w:hAnsi="Arial"/>
@@ -904,7 +904,7 @@
         </w:rPr>
         <w:t xml:space="preserve">Источник: </w:t>
       </w:r>
-      <w:hyperlink w:history="1" r:id="rIdrvyoboegzx5zdlq2f5ic-">
+      <w:hyperlink w:history="1" r:id="rId7_bm9rzoapfnbefsbyuk-">
         <w:r>
           <w:rPr>
             <w:rFonts w:ascii="Arial" w:cs="Arial" w:eastAsia="Arial" w:hAnsi="Arial"/>
@@ -1025,7 +1025,7 @@
         </w:rPr>
         <w:t xml:space="preserve">Источник: </w:t>
       </w:r>
-      <w:hyperlink w:history="1" r:id="rIdnvgqywrj6log5tarfdecs">
+      <w:hyperlink w:history="1" r:id="rIdevg4sw9am9gh4rxp6dyds">
         <w:r>
           <w:rPr>
             <w:rFonts w:ascii="Arial" w:cs="Arial" w:eastAsia="Arial" w:hAnsi="Arial"/>
@@ -1207,7 +1207,7 @@
           <w:sz w:val="22"/>
           <w:szCs w:val="22"/>
         </w:rPr>
-        <w:t xml:space="preserve">Здесь важно разделить два разных действия: первичную оценку, которую руководитель может сделать сам, и профессиональную проверку. Первая отвечает на вопрос, есть ли повод беспокоиться; вторая — в чём именно причина.</w:t>
+        <w:t xml:space="preserve">Здесь важно разделить два разных действия: первичную оценку, которую руководитель делает сам, и профессиональную проверку.</w:t>
       </w:r>
     </w:p>
     <w:p>
@@ -1225,19 +1225,19 @@
           <w:sz w:val="22"/>
           <w:szCs w:val="22"/>
         </w:rPr>
-        <w:t xml:space="preserve">Первичная оценка — что видно руководителю без бухгалтера.</w:t>
-      </w:r>
-      <w:r>
-        <w:rPr>
-          <w:rFonts w:ascii="Times New Roman" w:cs="Times New Roman" w:eastAsia="Times New Roman" w:hAnsi="Times New Roman"/>
-          <w:b w:val="false"/>
-          <w:bCs w:val="false"/>
-          <w:i w:val="false"/>
-          <w:iCs w:val="false"/>
-          <w:sz w:val="22"/>
-          <w:szCs w:val="22"/>
-        </w:rPr>
-        <w:t xml:space="preserve"> Приходят ли из налоговой требования и как часто; сдаётся ли отчётность в срок; есть ли задолженность на едином налоговом счёте; закрыт ли прошлый год. Это внешние признаки: они показывают, что повод для проверки есть, но не говорят, в чём причина.</w:t>
+        <w:t xml:space="preserve">Первичная оценка — что может сделать сам руководитель.</w:t>
+      </w:r>
+      <w:r>
+        <w:rPr>
+          <w:rFonts w:ascii="Times New Roman" w:cs="Times New Roman" w:eastAsia="Times New Roman" w:hAnsi="Times New Roman"/>
+          <w:b w:val="false"/>
+          <w:bCs w:val="false"/>
+          <w:i w:val="false"/>
+          <w:iCs w:val="false"/>
+          <w:sz w:val="22"/>
+          <w:szCs w:val="22"/>
+        </w:rPr>
+        <w:t xml:space="preserve"> Посмотреть, приходят ли из налоговой требования и как часто; сдаётся ли отчётность в срок; есть ли задолженность и переплата на едином налоговом счёте. Это даёт ответ на вопрос, есть ли повод беспокоиться, но не отвечает, в чём именно проблема.</w:t>
       </w:r>
     </w:p>
     <w:p>
@@ -2948,7 +2948,7 @@
         </w:rPr>
         <w:t xml:space="preserve">Источник: </w:t>
       </w:r>
-      <w:hyperlink w:history="1" r:id="rIdjyfzx8vv0v7n_c5jgtqp1">
+      <w:hyperlink w:history="1" r:id="rId9s_rr-ddp7fkyqw-khla7">
         <w:r>
           <w:rPr>
             <w:rFonts w:ascii="Arial" w:cs="Arial" w:eastAsia="Arial" w:hAnsi="Arial"/>
@@ -3310,7 +3310,7 @@
         <w:shd w:fill="D9EAD3" w:color="auto" w:val="clear"/>
         <w:spacing w:after="80" w:line="300"/>
       </w:pPr>
-      <w:hyperlink w:history="1" r:id="rIdmr75q1_8zt0ieeiemrdsh">
+      <w:hyperlink w:history="1" r:id="rIdi0ow_tuodnfzg4eldajin">
         <w:r>
           <w:rPr>
             <w:rFonts w:ascii="Times New Roman" w:cs="Times New Roman" w:eastAsia="Times New Roman" w:hAnsi="Times New Roman"/>
@@ -3345,7 +3345,7 @@
         <w:shd w:fill="D9EAD3" w:color="auto" w:val="clear"/>
         <w:spacing w:after="80" w:line="300"/>
       </w:pPr>
-      <w:hyperlink w:history="1" r:id="rIdw2ldbcrwkkgzvyce6paxc">
+      <w:hyperlink w:history="1" r:id="rIdnm5lw_xgueyotrtlcb3tu">
         <w:r>
           <w:rPr>
             <w:rFonts w:ascii="Times New Roman" w:cs="Times New Roman" w:eastAsia="Times New Roman" w:hAnsi="Times New Roman"/>
@@ -3380,7 +3380,7 @@
         <w:shd w:fill="D9EAD3" w:color="auto" w:val="clear"/>
         <w:spacing w:after="80" w:line="300"/>
       </w:pPr>
-      <w:hyperlink w:history="1" r:id="rIdoztojkg9fdu9n5f-mngdk">
+      <w:hyperlink w:history="1" r:id="rIdnpzntdxsnnlbhghqzxfhn">
         <w:r>
           <w:rPr>
             <w:rFonts w:ascii="Times New Roman" w:cs="Times New Roman" w:eastAsia="Times New Roman" w:hAnsi="Times New Roman"/>
@@ -3539,7 +3539,7 @@
             <w:pPr>
               <w:spacing w:after="40"/>
             </w:pPr>
-            <w:hyperlink w:history="1" r:id="rIdnsowjzp23v14ko2sda3nd">
+            <w:hyperlink w:history="1" r:id="rId9dds6mywj7jthlxivluvq">
               <w:r>
                 <w:rPr>
                   <w:rFonts w:ascii="Times New Roman" w:cs="Times New Roman" w:eastAsia="Times New Roman" w:hAnsi="Times New Roman"/>
@@ -3590,7 +3590,7 @@
             <w:pPr>
               <w:spacing w:after="40"/>
             </w:pPr>
-            <w:hyperlink w:history="1" r:id="rIdmpsklrnzlxedkxbp-jdjp">
+            <w:hyperlink w:history="1" r:id="rId7e0w4xuhjozdma5apcgmd">
               <w:r>
                 <w:rPr>
                   <w:rFonts w:ascii="Times New Roman" w:cs="Times New Roman" w:eastAsia="Times New Roman" w:hAnsi="Times New Roman"/>
@@ -3641,7 +3641,7 @@
             <w:pPr>
               <w:spacing w:after="40"/>
             </w:pPr>
-            <w:hyperlink w:history="1" r:id="rIdgbp1ramlegh6kdp0qs6ss">
+            <w:hyperlink w:history="1" r:id="rIds3zvzcqwq9hqnrgxwwfts">
               <w:r>
                 <w:rPr>
                   <w:rFonts w:ascii="Times New Roman" w:cs="Times New Roman" w:eastAsia="Times New Roman" w:hAnsi="Times New Roman"/>
@@ -3940,7 +3940,7 @@
           <w:sz w:val="26"/>
           <w:szCs w:val="26"/>
         </w:rPr>
-        <w:t xml:space="preserve">Решение по расхождению</w:t>
+        <w:t xml:space="preserve">Решение по разделу «Как провести проверку бухгалтерии»</w:t>
       </w:r>
     </w:p>
     <w:p>
@@ -3968,26 +3968,14 @@
       <w:r>
         <w:rPr>
           <w:rFonts w:ascii="Times New Roman" w:cs="Times New Roman" w:eastAsia="Times New Roman" w:hAnsi="Times New Roman"/>
-          <w:b/>
-          <w:bCs/>
-          <w:i w:val="false"/>
-          <w:iCs w:val="false"/>
-          <w:sz w:val="22"/>
-          <w:szCs w:val="22"/>
-        </w:rPr>
-        <w:t xml:space="preserve">Раздел «Как провести проверку бухгалтерии».</w:t>
-      </w:r>
-      <w:r>
-        <w:rPr>
-          <w:rFonts w:ascii="Times New Roman" w:cs="Times New Roman" w:eastAsia="Times New Roman" w:hAnsi="Times New Roman"/>
-          <w:b w:val="false"/>
-          <w:bCs w:val="false"/>
-          <w:i w:val="false"/>
-          <w:iCs w:val="false"/>
-          <w:sz w:val="22"/>
-          <w:szCs w:val="22"/>
-        </w:rPr>
-        <w:t xml:space="preserve"> Редактор предложила снять перечень самостоятельной проверки: руководитель этого сам не сделает. Заказчик 28.10.2026 решил перечень вернуть — пункт 2 ТЗ требует показать разницу между первичной оценкой и профессиональной проверкой. Перечень возвращён и переформулирован: сокращён до того, что руководитель действительно видит без бухгалтера, и прямо названо, что это внешние признаки, а не проверка.</w:t>
+          <w:b w:val="false"/>
+          <w:bCs w:val="false"/>
+          <w:i w:val="false"/>
+          <w:iCs w:val="false"/>
+          <w:sz w:val="22"/>
+          <w:szCs w:val="22"/>
+        </w:rPr>
+        <w:t xml:space="preserve">Вопрос закрыт. Редактор в переписке 28.10.2026 сняла своё замечание и прислала формулировку, которая остаётся в статье. Раздел приведён к ней дословно: три пункта первичной оценки вместо пяти — «закрыт ли прошлый год» и «совпадает ли прибыль с деньгами» убраны, их в формулировке редактора нет. Пункт 2 ТЗ при этом выполнен: разница между первичной оценкой и профессиональной проверкой показана.</w:t>
       </w:r>
     </w:p>
     <w:p>
